--- a/code/week5/ER 모델 연습 1.docx
+++ b/code/week5/ER 모델 연습 1.docx
@@ -193,11 +193,6 @@
       </w:r>
     </w:p>
     <w:p>
-      <w:pPr>
-        <w:rPr>
-          <w:rFonts w:hint="eastAsia"/>
-        </w:rPr>
-      </w:pPr>
       <w:r>
         <w:t>1.</w:t>
       </w:r>
@@ -235,11 +230,6 @@
       </w:r>
     </w:p>
     <w:p>
-      <w:pPr>
-        <w:rPr>
-          <w:rFonts w:hint="eastAsia"/>
-        </w:rPr>
-      </w:pPr>
       <w:r>
         <w:t>2.</w:t>
       </w:r>
@@ -263,11 +253,6 @@
       </w:r>
     </w:p>
     <w:p>
-      <w:pPr>
-        <w:rPr>
-          <w:rFonts w:hint="eastAsia"/>
-        </w:rPr>
-      </w:pPr>
       <w:r>
         <w:t>3.</w:t>
       </w:r>
@@ -305,11 +290,6 @@
       </w:r>
     </w:p>
     <w:p>
-      <w:pPr>
-        <w:rPr>
-          <w:rFonts w:hint="eastAsia"/>
-        </w:rPr>
-      </w:pPr>
       <w:r>
         <w:rPr>
           <w:rFonts w:hint="eastAsia"/>
@@ -442,9 +422,6 @@
     <w:p>
       <w:pPr>
         <w:spacing w:before="240" w:after="240"/>
-        <w:rPr>
-          <w:rFonts w:hint="eastAsia"/>
-        </w:rPr>
       </w:pPr>
       <w:r>
         <w:t>✏️ Answer:</w:t>
@@ -630,11 +607,6 @@
       </w:r>
     </w:p>
     <w:p>
-      <w:pPr>
-        <w:rPr>
-          <w:rFonts w:hint="eastAsia"/>
-        </w:rPr>
-      </w:pPr>
       <w:r>
         <w:t>Relationship:</w:t>
       </w:r>
@@ -730,11 +702,6 @@
       </w:r>
     </w:p>
     <w:p>
-      <w:pPr>
-        <w:rPr>
-          <w:rFonts w:hint="eastAsia"/>
-        </w:rPr>
-      </w:pPr>
       <w:r>
         <w:rPr>
           <w:rFonts w:hint="eastAsia"/>
@@ -949,7 +916,6 @@
     <w:p>
       <w:pPr>
         <w:rPr>
-          <w:rFonts w:hint="eastAsia"/>
           <w:b/>
           <w:bCs/>
         </w:rPr>
@@ -989,11 +955,6 @@
       </w:r>
     </w:p>
     <w:p>
-      <w:pPr>
-        <w:rPr>
-          <w:rFonts w:hint="eastAsia"/>
-        </w:rPr>
-      </w:pPr>
       <w:r>
         <w:rPr>
           <w:rFonts w:hint="eastAsia"/>
@@ -1026,11 +987,6 @@
       </w:r>
     </w:p>
     <w:p>
-      <w:pPr>
-        <w:rPr>
-          <w:rFonts w:hint="eastAsia"/>
-        </w:rPr>
-      </w:pPr>
       <w:r>
         <w:rPr>
           <w:rFonts w:hint="eastAsia"/>
@@ -1062,11 +1018,6 @@
       </w:r>
     </w:p>
     <w:p>
-      <w:pPr>
-        <w:rPr>
-          <w:rFonts w:hint="eastAsia"/>
-        </w:rPr>
-      </w:pPr>
       <w:r>
         <w:t>PK:</w:t>
       </w:r>
@@ -1142,7 +1093,6 @@
     <w:p>
       <w:pPr>
         <w:rPr>
-          <w:rFonts w:hint="eastAsia"/>
           <w:b/>
           <w:bCs/>
         </w:rPr>
@@ -1182,11 +1132,6 @@
       </w:r>
     </w:p>
     <w:p>
-      <w:pPr>
-        <w:rPr>
-          <w:rFonts w:hint="eastAsia"/>
-        </w:rPr>
-      </w:pPr>
       <w:proofErr w:type="spellStart"/>
       <w:r>
         <w:rPr>
@@ -1232,11 +1177,6 @@
       </w:r>
     </w:p>
     <w:p>
-      <w:pPr>
-        <w:rPr>
-          <w:rFonts w:hint="eastAsia"/>
-        </w:rPr>
-      </w:pPr>
       <w:proofErr w:type="gramStart"/>
       <w:r>
         <w:rPr>
@@ -1267,11 +1207,6 @@
       </w:r>
     </w:p>
     <w:p>
-      <w:pPr>
-        <w:rPr>
-          <w:rFonts w:hint="eastAsia"/>
-        </w:rPr>
-      </w:pPr>
       <w:r>
         <w:t>PK:</w:t>
       </w:r>
@@ -1348,7 +1283,6 @@
     <w:p>
       <w:pPr>
         <w:rPr>
-          <w:rFonts w:hint="eastAsia"/>
           <w:b/>
           <w:bCs/>
         </w:rPr>
@@ -1390,7 +1324,6 @@
     <w:p>
       <w:pPr>
         <w:rPr>
-          <w:rFonts w:hint="eastAsia"/>
           <w:b/>
           <w:bCs/>
         </w:rPr>
@@ -1438,11 +1371,6 @@
       </w:r>
     </w:p>
     <w:p>
-      <w:pPr>
-        <w:rPr>
-          <w:rFonts w:hint="eastAsia"/>
-        </w:rPr>
-      </w:pPr>
       <w:r>
         <w:rPr>
           <w:rFonts w:hint="eastAsia"/>
@@ -1474,11 +1402,6 @@
       </w:r>
     </w:p>
     <w:p>
-      <w:pPr>
-        <w:rPr>
-          <w:rFonts w:hint="eastAsia"/>
-        </w:rPr>
-      </w:pPr>
       <w:r>
         <w:t>PK:</w:t>
       </w:r>
@@ -1584,11 +1507,6 @@
       </w:r>
     </w:p>
     <w:p>
-      <w:pPr>
-        <w:rPr>
-          <w:rFonts w:hint="eastAsia"/>
-        </w:rPr>
-      </w:pPr>
       <w:r>
         <w:rPr>
           <w:rFonts w:hint="eastAsia"/>
@@ -1612,11 +1530,6 @@
       </w:r>
     </w:p>
     <w:p>
-      <w:pPr>
-        <w:rPr>
-          <w:rFonts w:hint="eastAsia"/>
-        </w:rPr>
-      </w:pPr>
       <w:proofErr w:type="spellStart"/>
       <w:r>
         <w:rPr>
@@ -1642,11 +1555,6 @@
       </w:r>
     </w:p>
     <w:p>
-      <w:pPr>
-        <w:rPr>
-          <w:rFonts w:hint="eastAsia"/>
-        </w:rPr>
-      </w:pPr>
       <w:r>
         <w:t xml:space="preserve">          |</w:t>
       </w:r>
@@ -1672,11 +1580,6 @@
       </w:r>
     </w:p>
     <w:p>
-      <w:pPr>
-        <w:rPr>
-          <w:rFonts w:hint="eastAsia"/>
-        </w:rPr>
-      </w:pPr>
       <w:r>
         <w:t>PK:</w:t>
       </w:r>
@@ -1703,52 +1606,28 @@
         <w:rPr>
           <w:rFonts w:hint="eastAsia"/>
         </w:rPr>
-        <w:t>student</w:t>
-      </w:r>
-      <w:r>
-        <w:rPr>
-          <w:rFonts w:hint="eastAsia"/>
-        </w:rPr>
-        <w:t>_id</w:t>
-      </w:r>
-      <w:proofErr w:type="spellEnd"/>
-      <w:r>
-        <w:rPr>
-          <w:rFonts w:hint="eastAsia"/>
-        </w:rPr>
-        <w:t xml:space="preserve"> (FK)</w:t>
-      </w:r>
-      <w:r>
-        <w:rPr>
-          <w:rFonts w:hint="eastAsia"/>
-        </w:rPr>
-        <w:t xml:space="preserve"> + </w:t>
-      </w:r>
-      <w:proofErr w:type="spellStart"/>
-      <w:r>
-        <w:rPr>
-          <w:rFonts w:hint="eastAsia"/>
-        </w:rPr>
-        <w:t>course</w:t>
-      </w:r>
-      <w:r>
-        <w:rPr>
-          <w:rFonts w:hint="eastAsia"/>
-        </w:rPr>
-        <w:t>_id</w:t>
-      </w:r>
-      <w:proofErr w:type="spellEnd"/>
-      <w:r>
-        <w:rPr>
-          <w:rFonts w:hint="eastAsia"/>
-        </w:rPr>
-        <w:t xml:space="preserve"> (FK)</w:t>
-      </w:r>
-      <w:r>
-        <w:rPr>
-          <w:rFonts w:hint="eastAsia"/>
-        </w:rPr>
-        <w:t>)</w:t>
+        <w:t>student_id</w:t>
+      </w:r>
+      <w:proofErr w:type="spellEnd"/>
+      <w:r>
+        <w:rPr>
+          <w:rFonts w:hint="eastAsia"/>
+        </w:rPr>
+        <w:t xml:space="preserve"> (FK) + </w:t>
+      </w:r>
+      <w:proofErr w:type="spellStart"/>
+      <w:r>
+        <w:rPr>
+          <w:rFonts w:hint="eastAsia"/>
+        </w:rPr>
+        <w:t>course_id</w:t>
+      </w:r>
+      <w:proofErr w:type="spellEnd"/>
+      <w:r>
+        <w:rPr>
+          <w:rFonts w:hint="eastAsia"/>
+        </w:rPr>
+        <w:t xml:space="preserve"> (FK))</w:t>
       </w:r>
     </w:p>
     <w:p>
@@ -1959,11 +1838,6 @@
       </w:r>
     </w:p>
     <w:p>
-      <w:pPr>
-        <w:rPr>
-          <w:rFonts w:hint="eastAsia"/>
-        </w:rPr>
-      </w:pPr>
       <w:r>
         <w:rPr>
           <w:rFonts w:hint="eastAsia"/>
@@ -2263,11 +2137,6 @@
       </w:r>
     </w:p>
     <w:p>
-      <w:pPr>
-        <w:rPr>
-          <w:rFonts w:hint="eastAsia"/>
-        </w:rPr>
-      </w:pPr>
       <w:r>
         <w:rPr>
           <w:rFonts w:hint="eastAsia"/>
@@ -2290,7 +2159,7 @@
     <w:p>
       <w:r>
         <w:pict w14:anchorId="74D4DE28">
-          <v:rect id="_x0000_i1039" style="width:0;height:1.5pt" o:hralign="center" o:hrstd="t" o:hr="t" fillcolor="#a0a0a0" stroked="f"/>
+          <v:rect id="_x0000_i1035" style="width:0;height:1.5pt" o:hralign="center" o:hrstd="t" o:hr="t" fillcolor="#a0a0a0" stroked="f"/>
         </w:pict>
       </w:r>
     </w:p>
@@ -2344,10 +2213,10 @@
           <w:szCs w:val="34"/>
         </w:rPr>
         <w:drawing>
-          <wp:inline distT="0" distB="0" distL="0" distR="0" wp14:anchorId="14A4D444" wp14:editId="2DAC4197">
-            <wp:extent cx="6645910" cy="3576955"/>
-            <wp:effectExtent l="0" t="0" r="2540" b="4445"/>
-            <wp:docPr id="69233326" name="그림 1"/>
+          <wp:inline distT="0" distB="0" distL="0" distR="0" wp14:anchorId="64045492" wp14:editId="2B8AF807">
+            <wp:extent cx="6645910" cy="2835275"/>
+            <wp:effectExtent l="0" t="0" r="2540" b="3175"/>
+            <wp:docPr id="425684346" name="그림 1"/>
             <wp:cNvGraphicFramePr>
               <a:graphicFrameLocks xmlns:a="http://schemas.openxmlformats.org/drawingml/2006/main" noChangeAspect="1"/>
             </wp:cNvGraphicFramePr>
@@ -2355,11 +2224,11 @@
               <a:graphicData uri="http://schemas.openxmlformats.org/drawingml/2006/picture">
                 <pic:pic xmlns:pic="http://schemas.openxmlformats.org/drawingml/2006/picture">
                   <pic:nvPicPr>
-                    <pic:cNvPr id="69233326" name="그림 69233326"/>
+                    <pic:cNvPr id="425684346" name="그림 425684346"/>
                     <pic:cNvPicPr/>
                   </pic:nvPicPr>
                   <pic:blipFill>
-                    <a:blip r:embed="rId4" cstate="print">
+                    <a:blip r:embed="rId6" cstate="print">
                       <a:extLst>
                         <a:ext uri="{28A0092B-C50C-407E-A947-70E740481C1C}">
                           <a14:useLocalDpi xmlns:a14="http://schemas.microsoft.com/office/drawing/2010/main" val="0"/>
@@ -2373,7 +2242,7 @@
                   <pic:spPr>
                     <a:xfrm>
                       <a:off x="0" y="0"/>
-                      <a:ext cx="6645910" cy="3576955"/>
+                      <a:ext cx="6645910" cy="2835275"/>
                     </a:xfrm>
                     <a:prstGeom prst="rect">
                       <a:avLst/>
@@ -2567,7 +2436,6 @@
     <w:p/>
     <w:p>
       <w:r>
-        <w:lastRenderedPageBreak/>
         <w:t>CREATE TABLE Student (</w:t>
       </w:r>
     </w:p>
@@ -2622,6 +2490,7 @@
     <w:p>
       <w:proofErr w:type="gramStart"/>
       <w:r>
+        <w:lastRenderedPageBreak/>
         <w:t>);</w:t>
       </w:r>
       <w:proofErr w:type="gramEnd"/>
@@ -2853,11 +2722,6 @@
       </w:r>
     </w:p>
     <w:p>
-      <w:pPr>
-        <w:rPr>
-          <w:rFonts w:hint="eastAsia"/>
-        </w:rPr>
-      </w:pPr>
       <w:r>
         <w:rPr>
           <w:rFonts w:hint="eastAsia"/>
@@ -2953,6 +2817,9 @@
         <w:t>);</w:t>
       </w:r>
       <w:r>
+        <w:rPr>
+          <w:noProof/>
+        </w:rPr>
         <w:drawing>
           <wp:inline distT="0" distB="0" distL="0" distR="0" wp14:anchorId="591860A5" wp14:editId="420BAA75">
             <wp:extent cx="6645910" cy="3284220"/>
@@ -2969,7 +2836,7 @@
                     <pic:cNvPicPr/>
                   </pic:nvPicPr>
                   <pic:blipFill>
-                    <a:blip r:embed="rId5"/>
+                    <a:blip r:embed="rId7"/>
                     <a:stretch>
                       <a:fillRect/>
                     </a:stretch>
@@ -2998,6 +2865,56 @@
     </w:sectPr>
   </w:body>
 </w:document>
+</file>
+
+<file path=word/endnotes.xml><?xml version="1.0" encoding="utf-8"?>
+<w:endnotes xmlns:wpc="http://schemas.microsoft.com/office/word/2010/wordprocessingCanvas" xmlns:cx="http://schemas.microsoft.com/office/drawing/2014/chartex" xmlns:cx1="http://schemas.microsoft.com/office/drawing/2015/9/8/chartex" xmlns:cx2="http://schemas.microsoft.com/office/drawing/2015/10/21/chartex" xmlns:cx3="http://schemas.microsoft.com/office/drawing/2016/5/9/chartex" xmlns:cx4="http://schemas.microsoft.com/office/drawing/2016/5/10/chartex" xmlns:cx5="http://schemas.microsoft.com/office/drawing/2016/5/11/chartex" xmlns:cx6="http://schemas.microsoft.com/office/drawing/2016/5/12/chartex" xmlns:cx7="http://schemas.microsoft.com/office/drawing/2016/5/13/chartex" xmlns:cx8="http://schemas.microsoft.com/office/drawing/2016/5/14/chartex" xmlns:mc="http://schemas.openxmlformats.org/markup-compatibility/2006" xmlns:aink="http://schemas.microsoft.com/office/drawing/2016/ink" xmlns:am3d="http://schemas.microsoft.com/office/drawing/2017/model3d" xmlns:o="urn:schemas-microsoft-com:office:office" xmlns:oel="http://schemas.microsoft.com/office/2019/extlst" xmlns:r="http://schemas.openxmlformats.org/officeDocument/2006/relationships" xmlns:m="http://schemas.openxmlformats.org/officeDocument/2006/math" xmlns:v="urn:schemas-microsoft-com:vml" xmlns:wp14="http://schemas.microsoft.com/office/word/2010/wordprocessingDrawing" xmlns:wp="http://schemas.openxmlformats.org/drawingml/2006/wordprocessingDrawing" xmlns:w10="urn:schemas-microsoft-com:office:word" xmlns:w="http://schemas.openxmlformats.org/wordprocessingml/2006/main" xmlns:w14="http://schemas.microsoft.com/office/word/2010/wordml" xmlns:w15="http://schemas.microsoft.com/office/word/2012/wordml" xmlns:w16cex="http://schemas.microsoft.com/office/word/2018/wordml/cex" xmlns:w16cid="http://schemas.microsoft.com/office/word/2016/wordml/cid" xmlns:w16="http://schemas.microsoft.com/office/word/2018/wordml" xmlns:w16du="http://schemas.microsoft.com/office/word/2023/wordml/word16du" xmlns:w16sdtdh="http://schemas.microsoft.com/office/word/2020/wordml/sdtdatahash" xmlns:w16sdtfl="http://schemas.microsoft.com/office/word/2024/wordml/sdtformatlock" xmlns:w16se="http://schemas.microsoft.com/office/word/2015/wordml/symex" xmlns:wpg="http://schemas.microsoft.com/office/word/2010/wordprocessingGroup" xmlns:wpi="http://schemas.microsoft.com/office/word/2010/wordprocessingInk" xmlns:wne="http://schemas.microsoft.com/office/word/2006/wordml" xmlns:wps="http://schemas.microsoft.com/office/word/2010/wordprocessingShape" mc:Ignorable="w14 w15 w16se w16cid w16 w16cex w16sdtdh w16sdtfl w16du wp14">
+  <w:endnote w:type="separator" w:id="-1">
+    <w:p>
+      <w:pPr>
+        <w:spacing w:line="240" w:lineRule="auto"/>
+      </w:pPr>
+      <w:r>
+        <w:separator/>
+      </w:r>
+    </w:p>
+  </w:endnote>
+  <w:endnote w:type="continuationSeparator" w:id="0">
+    <w:p>
+      <w:pPr>
+        <w:spacing w:line="240" w:lineRule="auto"/>
+      </w:pPr>
+      <w:r>
+        <w:continuationSeparator/>
+      </w:r>
+    </w:p>
+  </w:endnote>
+</w:endnotes>
+</file>
+
+<file path=word/footnotes.xml><?xml version="1.0" encoding="utf-8"?>
+<w:footnotes xmlns:wpc="http://schemas.microsoft.com/office/word/2010/wordprocessingCanvas" xmlns:cx="http://schemas.microsoft.com/office/drawing/2014/chartex" xmlns:cx1="http://schemas.microsoft.com/office/drawing/2015/9/8/chartex" xmlns:cx2="http://schemas.microsoft.com/office/drawing/2015/10/21/chartex" xmlns:cx3="http://schemas.microsoft.com/office/drawing/2016/5/9/chartex" xmlns:cx4="http://schemas.microsoft.com/office/drawing/2016/5/10/chartex" xmlns:cx5="http://schemas.microsoft.com/office/drawing/2016/5/11/chartex" xmlns:cx6="http://schemas.microsoft.com/office/drawing/2016/5/12/chartex" xmlns:cx7="http://schemas.microsoft.com/office/drawing/2016/5/13/chartex" xmlns:cx8="http://schemas.microsoft.com/office/drawing/2016/5/14/chartex" xmlns:mc="http://schemas.openxmlformats.org/markup-compatibility/2006" xmlns:aink="http://schemas.microsoft.com/office/drawing/2016/ink" xmlns:am3d="http://schemas.microsoft.com/office/drawing/2017/model3d" xmlns:o="urn:schemas-microsoft-com:office:office" xmlns:oel="http://schemas.microsoft.com/office/2019/extlst" xmlns:r="http://schemas.openxmlformats.org/officeDocument/2006/relationships" xmlns:m="http://schemas.openxmlformats.org/officeDocument/2006/math" xmlns:v="urn:schemas-microsoft-com:vml" xmlns:wp14="http://schemas.microsoft.com/office/word/2010/wordprocessingDrawing" xmlns:wp="http://schemas.openxmlformats.org/drawingml/2006/wordprocessingDrawing" xmlns:w10="urn:schemas-microsoft-com:office:word" xmlns:w="http://schemas.openxmlformats.org/wordprocessingml/2006/main" xmlns:w14="http://schemas.microsoft.com/office/word/2010/wordml" xmlns:w15="http://schemas.microsoft.com/office/word/2012/wordml" xmlns:w16cex="http://schemas.microsoft.com/office/word/2018/wordml/cex" xmlns:w16cid="http://schemas.microsoft.com/office/word/2016/wordml/cid" xmlns:w16="http://schemas.microsoft.com/office/word/2018/wordml" xmlns:w16du="http://schemas.microsoft.com/office/word/2023/wordml/word16du" xmlns:w16sdtdh="http://schemas.microsoft.com/office/word/2020/wordml/sdtdatahash" xmlns:w16sdtfl="http://schemas.microsoft.com/office/word/2024/wordml/sdtformatlock" xmlns:w16se="http://schemas.microsoft.com/office/word/2015/wordml/symex" xmlns:wpg="http://schemas.microsoft.com/office/word/2010/wordprocessingGroup" xmlns:wpi="http://schemas.microsoft.com/office/word/2010/wordprocessingInk" xmlns:wne="http://schemas.microsoft.com/office/word/2006/wordml" xmlns:wps="http://schemas.microsoft.com/office/word/2010/wordprocessingShape" mc:Ignorable="w14 w15 w16se w16cid w16 w16cex w16sdtdh w16sdtfl w16du wp14">
+  <w:footnote w:type="separator" w:id="-1">
+    <w:p>
+      <w:pPr>
+        <w:spacing w:line="240" w:lineRule="auto"/>
+      </w:pPr>
+      <w:r>
+        <w:separator/>
+      </w:r>
+    </w:p>
+  </w:footnote>
+  <w:footnote w:type="continuationSeparator" w:id="0">
+    <w:p>
+      <w:pPr>
+        <w:spacing w:line="240" w:lineRule="auto"/>
+      </w:pPr>
+      <w:r>
+        <w:continuationSeparator/>
+      </w:r>
+    </w:p>
+  </w:footnote>
+</w:footnotes>
 </file>
 
 <file path=word/styles.xml><?xml version="1.0" encoding="utf-8"?>
@@ -3594,6 +3511,50 @@
       <w:ind w:leftChars="400" w:left="800"/>
     </w:pPr>
   </w:style>
+  <w:style w:type="paragraph" w:styleId="a6">
+    <w:name w:val="header"/>
+    <w:basedOn w:val="a"/>
+    <w:link w:val="Char"/>
+    <w:uiPriority w:val="99"/>
+    <w:unhideWhenUsed/>
+    <w:rsid w:val="001E3E21"/>
+    <w:pPr>
+      <w:tabs>
+        <w:tab w:val="center" w:pos="4513"/>
+        <w:tab w:val="right" w:pos="9026"/>
+      </w:tabs>
+      <w:snapToGrid w:val="0"/>
+    </w:pPr>
+  </w:style>
+  <w:style w:type="character" w:customStyle="1" w:styleId="Char">
+    <w:name w:val="머리글 Char"/>
+    <w:basedOn w:val="a0"/>
+    <w:link w:val="a6"/>
+    <w:uiPriority w:val="99"/>
+    <w:rsid w:val="001E3E21"/>
+  </w:style>
+  <w:style w:type="paragraph" w:styleId="a7">
+    <w:name w:val="footer"/>
+    <w:basedOn w:val="a"/>
+    <w:link w:val="Char0"/>
+    <w:uiPriority w:val="99"/>
+    <w:unhideWhenUsed/>
+    <w:rsid w:val="001E3E21"/>
+    <w:pPr>
+      <w:tabs>
+        <w:tab w:val="center" w:pos="4513"/>
+        <w:tab w:val="right" w:pos="9026"/>
+      </w:tabs>
+      <w:snapToGrid w:val="0"/>
+    </w:pPr>
+  </w:style>
+  <w:style w:type="character" w:customStyle="1" w:styleId="Char0">
+    <w:name w:val="바닥글 Char"/>
+    <w:basedOn w:val="a0"/>
+    <w:link w:val="a7"/>
+    <w:uiPriority w:val="99"/>
+    <w:rsid w:val="001E3E21"/>
+  </w:style>
 </w:styles>
 </file>
 
